--- a/courts/eighth-circuit/nebraska/state/court-of-appeals/reply-brief/usage/OUTPUT-reply-brief.docx
+++ b/courts/eighth-circuit/nebraska/state/court-of-appeals/reply-brief/usage/OUTPUT-reply-brief.docx
@@ -4480,13 +4480,7 @@
         <w:pStyle w:val="XdTail"/>
       </w:pPr>
       <w:r>
-        <w:t xml:space="preserve">This submission complies with the requirements of Neb. Ct. R. § 2</w:t>
-      </w:r>
-      <w:r>
-        <w:noBreakHyphen/>
-      </w:r>
-      <w:r>
-        <w:t xml:space="preserve">103(C)⁠(3), specifically its typeface and maximum word limits. Relying on the word-count function of Microsoft Word, Version 19 this document contains 2,331 words excluding this certificate.</w:t>
+        <w:t xml:space="preserve">This submission complies with the requirements of Neb. Ct. R. § 2-⁠103(C)⁠(3), specifically its typeface and maximum word limits. Relying on the word-count function of Microsoft Word, Version 19 this document contains 2,331 words excluding this certificate.</w:t>
       </w:r>
     </w:p>
     <w:sectPr>
@@ -5294,6 +5288,7 @@
     <w:unhideWhenUsed/>
     <w:qFormat/>
     <w:pPr>
+      <w:keepLines/>
       <w:spacing w:before="0" w:after="140" w:line="276" w:lineRule="exact"/>
     </w:pPr>
     <w:rPr>
@@ -5544,6 +5539,33 @@
     <w:pPr>
       <w:spacing w:before="0" w:after="0" w:line="317" w:lineRule="exact"/>
       <w:ind w:left="2160" w:hanging="720"/>
+    </w:pPr>
+  </w:style>
+  <w:style w:type="paragraph" w:customStyle="1" w:styleId="XdQuoteList1">
+    <w:name w:val="Xd Quote List 1"/>
+    <w:basedOn w:val="Normal"/>
+    <w:qFormat/>
+    <w:pPr>
+      <w:spacing w:before="0" w:after="0" w:line="317" w:lineRule="exact"/>
+      <w:ind w:left="1440" w:right="720" w:hanging="720"/>
+    </w:pPr>
+  </w:style>
+  <w:style w:type="paragraph" w:customStyle="1" w:styleId="XdQuoteList2">
+    <w:name w:val="Xd Quote List 2"/>
+    <w:basedOn w:val="Normal"/>
+    <w:qFormat/>
+    <w:pPr>
+      <w:spacing w:before="0" w:after="0" w:line="317" w:lineRule="exact"/>
+      <w:ind w:left="2160" w:right="720" w:hanging="720"/>
+    </w:pPr>
+  </w:style>
+  <w:style w:type="paragraph" w:customStyle="1" w:styleId="XdQuoteList3">
+    <w:name w:val="Xd Quote List 3"/>
+    <w:basedOn w:val="Normal"/>
+    <w:qFormat/>
+    <w:pPr>
+      <w:spacing w:before="0" w:after="0" w:line="317" w:lineRule="exact"/>
+      <w:ind w:left="2880" w:right="720" w:hanging="720"/>
     </w:pPr>
   </w:style>
   <w:style w:type="paragraph" w:customStyle="1" w:styleId="XdQuoteOnly">

--- a/courts/eighth-circuit/nebraska/state/court-of-appeals/reply-brief/usage/OUTPUT-reply-brief.docx
+++ b/courts/eighth-circuit/nebraska/state/court-of-appeals/reply-brief/usage/OUTPUT-reply-brief.docx
@@ -41,11 +41,7 @@
           <w:b/>
           <w:bCs/>
         </w:rPr>
-        <w:t xml:space="preserve">A</w:t>
-        <w:noBreakHyphen/>
-        <w:t xml:space="preserve">25</w:t>
-        <w:noBreakHyphen/>
-        <w:t xml:space="preserve">429</w:t>
+        <w:t xml:space="preserve">A-⁠25-⁠429</w:t>
       </w:r>
     </w:p>
     <w:p>
@@ -567,9 +563,7 @@
         <w:t xml:space="preserve"> </w:t>
       </w:r>
       <w:r>
-        <w:t xml:space="preserve">382</w:t>
-        <w:noBreakHyphen/>
-        <w:t xml:space="preserve">1930</w:t>
+        <w:t xml:space="preserve">382-⁠1930</w:t>
       </w:r>
     </w:p>
     <w:p>
@@ -2828,13 +2822,7 @@
         <w:t xml:space="preserve">Boyd v. Cook</w:t>
       </w:r>
       <w:r>
-        <w:t xml:space="preserve">, 298 Neb. 819, 832</w:t>
-      </w:r>
-      <w:r>
-        <w:noBreakHyphen/>
-      </w:r>
-      <w:r>
-        <w:t xml:space="preserve">33, 906 N.W.2d 31, 42 (2018).</w:t>
+        <w:t xml:space="preserve">, 298 Neb. 819, 832-⁠33, 906 N.W.2d 31, 42 (2018).</w:t>
       </w:r>
     </w:p>
     <w:p>
@@ -3306,13 +3294,7 @@
         <w:t xml:space="preserve">Boyd v. Cook</w:t>
       </w:r>
       <w:r>
-        <w:t xml:space="preserve">, 298 Neb. 819, 832</w:t>
-      </w:r>
-      <w:r>
-        <w:noBreakHyphen/>
-      </w:r>
-      <w:r>
-        <w:t xml:space="preserve">33, 906 N.W.2d 31, 42 (2018). “A party… acts inconsistently with its right to arbitrate if the party ‘[s]ubstantially invoke[s] the litigation machinery’ before asserting its arbitration right’ by failing to request a stay and fully adjudicating its rights.’ ”</w:t>
+        <w:t xml:space="preserve">, 298 Neb. 819, 832-⁠33, 906 N.W.2d 31, 42 (2018). “A party… acts inconsistently with its right to arbitrate if the party ‘[s]ubstantially invoke[s] the litigation machinery’ before asserting its arbitration right’ by failing to request a stay and fully adjudicating its rights.’ ”</w:t>
       </w:r>
       <w:r>
         <w:t xml:space="preserve"> </w:t>
@@ -4295,9 +4277,7 @@
                     <w:t xml:space="preserve"> </w:t>
                   </w:r>
                   <w:r>
-                    <w:t xml:space="preserve">382</w:t>
-                    <w:noBreakHyphen/>
-                    <w:t xml:space="preserve">1930</w:t>
+                    <w:t xml:space="preserve">382-⁠1930</w:t>
                   </w:r>
                 </w:p>
                 <w:p>
@@ -5289,7 +5269,7 @@
     <w:qFormat/>
     <w:pPr>
       <w:keepLines/>
-      <w:spacing w:before="0" w:after="140" w:line="276" w:lineRule="exact"/>
+      <w:spacing w:before="46" w:after="140" w:line="276" w:lineRule="exact"/>
     </w:pPr>
     <w:rPr>
       <w:sz w:val="24"/>
